--- a/docs/cahiers/Cahier_activites_Mecanique1_Chapitre1.docx
+++ b/docs/cahiers/Cahier_activites_Mecanique1_Chapitre1.docx
@@ -613,6 +613,29 @@
           <w:sz w:val="22"/>
           <w:szCs w:val="22"/>
         </w:rPr>
+        <w:t xml:space="preserve">Les objectifs spécifiques (OS) et les codes des activités sont ceux du syllabus de l’EC LPCI1121 : par exemple, A21 est la première activité de l’OS2 ; B1 est le bilan du chapitre.</w:t>
+      </w:r>
+    </w:p>
+    <w:p>
+      <w:pPr>
+        <w:spacing w:before="0" w:after="50" w:line="252" w:lineRule="auto"/>
+        <w:ind w:left="284" w:hanging="284"/>
+        <w:jc w:val="both"/>
+      </w:pPr>
+      <w:r>
+        <w:rPr>
+          <w:rFonts w:ascii="Tahoma" w:hAnsi="Tahoma" w:cs="Tahoma" w:eastAsia="Arial Unicode MS"/>
+          <w:sz w:val="22"/>
+          <w:szCs w:val="22"/>
+        </w:rPr>
+        <w:t xml:space="preserve">• </w:t>
+      </w:r>
+      <w:r>
+        <w:rPr>
+          <w:rFonts w:ascii="Tahoma" w:hAnsi="Tahoma" w:cs="Tahoma" w:eastAsia="Arial Unicode MS"/>
+          <w:sz w:val="22"/>
+          <w:szCs w:val="22"/>
+        </w:rPr>
         <w:t xml:space="preserve">Tous les documents cités (support de cours, diaporama, série de TD et corrigé, quiz, exercices d’entraînement, simulations, TP) se trouvent sur la plateforme physiquefacile.github.io.</w:t>
       </w:r>
     </w:p>
@@ -631,7 +654,7 @@
           <w:szCs w:val="24"/>
           <w:u w:val="single"/>
         </w:rPr>
-        <w:t xml:space="preserve">Objectifs spécifiques du chapitre</w:t>
+        <w:t xml:space="preserve">Objectifs spécifiques du syllabus visés (LPCI1121)</w:t>
       </w:r>
     </w:p>
     <w:p>
@@ -654,6 +677,47 @@
           <w:sz w:val="22"/>
           <w:szCs w:val="22"/>
         </w:rPr>
+        <w:t xml:space="preserve">Utiliser les outils vectoriels et les systèmes de coordonnées.</w:t>
+      </w:r>
+    </w:p>
+    <w:p>
+      <w:pPr>
+        <w:keepNext/>
+        <w:spacing w:before="150" w:after="70" w:line="252" w:lineRule="auto"/>
+        <w:jc w:val="left"/>
+      </w:pPr>
+      <w:r>
+        <w:rPr>
+          <w:rFonts w:ascii="Tahoma" w:hAnsi="Tahoma" w:cs="Tahoma" w:eastAsia="Arial Unicode MS"/>
+          <w:b/>
+          <w:bCs/>
+          <w:sz w:val="24"/>
+          <w:szCs w:val="24"/>
+          <w:u w:val="single"/>
+        </w:rPr>
+        <w:t xml:space="preserve">Résultats d’apprentissage attendus du chapitre</w:t>
+      </w:r>
+    </w:p>
+    <w:p>
+      <w:pPr>
+        <w:spacing w:before="0" w:after="50" w:line="252" w:lineRule="auto"/>
+        <w:ind w:left="680" w:hanging="680"/>
+        <w:jc w:val="both"/>
+      </w:pPr>
+      <w:r>
+        <w:rPr>
+          <w:rFonts w:ascii="Tahoma" w:hAnsi="Tahoma" w:cs="Tahoma" w:eastAsia="Arial Unicode MS"/>
+          <w:sz w:val="22"/>
+          <w:szCs w:val="22"/>
+        </w:rPr>
+        <w:t xml:space="preserve">(OS1) </w:t>
+      </w:r>
+      <w:r>
+        <w:rPr>
+          <w:rFonts w:ascii="Tahoma" w:hAnsi="Tahoma" w:cs="Tahoma" w:eastAsia="Arial Unicode MS"/>
+          <w:sz w:val="22"/>
+          <w:szCs w:val="22"/>
+        </w:rPr>
         <w:t xml:space="preserve">Représenter un vecteur par ses composantes, son module et ses cosinus directeurs.</w:t>
       </w:r>
     </w:p>
@@ -669,7 +733,7 @@
           <w:sz w:val="22"/>
           <w:szCs w:val="22"/>
         </w:rPr>
-        <w:t xml:space="preserve">OS2 — </w:t>
+        <w:t xml:space="preserve">(OS1) </w:t>
       </w:r>
       <w:r>
         <w:rPr>
@@ -692,7 +756,7 @@
           <w:sz w:val="22"/>
           <w:szCs w:val="22"/>
         </w:rPr>
-        <w:t xml:space="preserve">OS3 — </w:t>
+        <w:t xml:space="preserve">(OS1) </w:t>
       </w:r>
       <w:r>
         <w:rPr>
@@ -715,7 +779,7 @@
           <w:sz w:val="22"/>
           <w:szCs w:val="22"/>
         </w:rPr>
-        <w:t xml:space="preserve">OS4 — </w:t>
+        <w:t xml:space="preserve">(OS1) </w:t>
       </w:r>
       <w:r>
         <w:rPr>
@@ -955,7 +1019,7 @@
                 <w:sz w:val="17"/>
                 <w:szCs w:val="17"/>
               </w:rPr>
-              <w:t xml:space="preserve">A1.1</w:t>
+              <w:t xml:space="preserve">A11</w:t>
             </w:r>
           </w:p>
         </w:tc>
@@ -1080,7 +1144,7 @@
                 <w:sz w:val="17"/>
                 <w:szCs w:val="17"/>
               </w:rPr>
-              <w:t xml:space="preserve">A2.1</w:t>
+              <w:t xml:space="preserve">A12</w:t>
             </w:r>
           </w:p>
         </w:tc>
@@ -1120,7 +1184,7 @@
                 <w:sz w:val="17"/>
                 <w:szCs w:val="17"/>
               </w:rPr>
-              <w:t xml:space="preserve">OS2</w:t>
+              <w:t xml:space="preserve">OS1</w:t>
             </w:r>
           </w:p>
         </w:tc>
@@ -1205,7 +1269,7 @@
                 <w:sz w:val="17"/>
                 <w:szCs w:val="17"/>
               </w:rPr>
-              <w:t xml:space="preserve">A2.2</w:t>
+              <w:t xml:space="preserve">A13</w:t>
             </w:r>
           </w:p>
         </w:tc>
@@ -1245,7 +1309,7 @@
                 <w:sz w:val="17"/>
                 <w:szCs w:val="17"/>
               </w:rPr>
-              <w:t xml:space="preserve">OS2</w:t>
+              <w:t xml:space="preserve">OS1</w:t>
             </w:r>
           </w:p>
         </w:tc>
@@ -1330,7 +1394,7 @@
                 <w:sz w:val="17"/>
                 <w:szCs w:val="17"/>
               </w:rPr>
-              <w:t xml:space="preserve">A3.1</w:t>
+              <w:t xml:space="preserve">A14</w:t>
             </w:r>
           </w:p>
         </w:tc>
@@ -1370,7 +1434,7 @@
                 <w:sz w:val="17"/>
                 <w:szCs w:val="17"/>
               </w:rPr>
-              <w:t xml:space="preserve">OS3</w:t>
+              <w:t xml:space="preserve">OS1</w:t>
             </w:r>
           </w:p>
         </w:tc>
@@ -1455,7 +1519,7 @@
                 <w:sz w:val="17"/>
                 <w:szCs w:val="17"/>
               </w:rPr>
-              <w:t xml:space="preserve">A4.1</w:t>
+              <w:t xml:space="preserve">A15</w:t>
             </w:r>
           </w:p>
         </w:tc>
@@ -1495,7 +1559,7 @@
                 <w:sz w:val="17"/>
                 <w:szCs w:val="17"/>
               </w:rPr>
-              <w:t xml:space="preserve">OS4</w:t>
+              <w:t xml:space="preserve">OS1</w:t>
             </w:r>
           </w:p>
         </w:tc>
@@ -1580,7 +1644,7 @@
                 <w:sz w:val="17"/>
                 <w:szCs w:val="17"/>
               </w:rPr>
-              <w:t xml:space="preserve">A4.2</w:t>
+              <w:t xml:space="preserve">A16</w:t>
             </w:r>
           </w:p>
         </w:tc>
@@ -1620,7 +1684,7 @@
                 <w:sz w:val="17"/>
                 <w:szCs w:val="17"/>
               </w:rPr>
-              <w:t xml:space="preserve">OS4</w:t>
+              <w:t xml:space="preserve">OS1</w:t>
             </w:r>
           </w:p>
         </w:tc>
@@ -1705,7 +1769,7 @@
                 <w:sz w:val="17"/>
                 <w:szCs w:val="17"/>
               </w:rPr>
-              <w:t xml:space="preserve">A4.3</w:t>
+              <w:t xml:space="preserve">B1</w:t>
             </w:r>
           </w:p>
         </w:tc>
@@ -1745,7 +1809,7 @@
                 <w:sz w:val="17"/>
                 <w:szCs w:val="17"/>
               </w:rPr>
-              <w:t xml:space="preserve">OS1–4</w:t>
+              <w:t xml:space="preserve">OS1</w:t>
             </w:r>
           </w:p>
         </w:tc>
@@ -1898,7 +1962,7 @@
           </w:tcPr>
           <w:p>
             <w:pPr>
-              <w:spacing w:before="0" w:after="0" w:line="252" w:lineRule="auto"/>
+              <w:spacing w:before="0" w:after="60" w:line="252" w:lineRule="auto"/>
               <w:jc w:val="both"/>
             </w:pPr>
             <w:r>
@@ -1908,6 +1972,30 @@
                 <w:szCs w:val="22"/>
               </w:rPr>
               <w:t xml:space="preserve">OS1 — </w:t>
+            </w:r>
+            <w:r>
+              <w:rPr>
+                <w:rFonts w:ascii="Tahoma" w:hAnsi="Tahoma" w:cs="Tahoma" w:eastAsia="Arial Unicode MS"/>
+                <w:sz w:val="22"/>
+                <w:szCs w:val="22"/>
+              </w:rPr>
+              <w:t xml:space="preserve">Utiliser les outils vectoriels et les systèmes de coordonnées.</w:t>
+            </w:r>
+          </w:p>
+          <w:p>
+            <w:pPr>
+              <w:spacing w:before="0" w:after="0" w:line="252" w:lineRule="auto"/>
+              <w:jc w:val="both"/>
+            </w:pPr>
+            <w:r>
+              <w:rPr>
+                <w:rFonts w:ascii="Tahoma" w:hAnsi="Tahoma" w:cs="Tahoma" w:eastAsia="Arial Unicode MS"/>
+                <w:b/>
+                <w:bCs/>
+                <w:sz w:val="22"/>
+                <w:szCs w:val="22"/>
+              </w:rPr>
+              <w:t xml:space="preserve">Résultat attendu : </w:t>
             </w:r>
             <w:r>
               <w:rPr>
@@ -1944,7 +2032,7 @@
           <w:sz w:val="24"/>
           <w:szCs w:val="24"/>
         </w:rPr>
-        <w:t xml:space="preserve"> A1.1</w:t>
+        <w:t xml:space="preserve"> A11</w:t>
       </w:r>
     </w:p>
     <w:tbl>
@@ -2667,16 +2755,40 @@
           </w:tcPr>
           <w:p>
             <w:pPr>
-              <w:spacing w:before="0" w:after="0" w:line="252" w:lineRule="auto"/>
-              <w:jc w:val="both"/>
-            </w:pPr>
-            <w:r>
-              <w:rPr>
-                <w:rFonts w:ascii="Tahoma" w:hAnsi="Tahoma" w:cs="Tahoma" w:eastAsia="Arial Unicode MS"/>
-                <w:sz w:val="22"/>
-                <w:szCs w:val="22"/>
-              </w:rPr>
-              <w:t xml:space="preserve">OS2 — </w:t>
+              <w:spacing w:before="0" w:after="60" w:line="252" w:lineRule="auto"/>
+              <w:jc w:val="both"/>
+            </w:pPr>
+            <w:r>
+              <w:rPr>
+                <w:rFonts w:ascii="Tahoma" w:hAnsi="Tahoma" w:cs="Tahoma" w:eastAsia="Arial Unicode MS"/>
+                <w:sz w:val="22"/>
+                <w:szCs w:val="22"/>
+              </w:rPr>
+              <w:t xml:space="preserve">OS1 — </w:t>
+            </w:r>
+            <w:r>
+              <w:rPr>
+                <w:rFonts w:ascii="Tahoma" w:hAnsi="Tahoma" w:cs="Tahoma" w:eastAsia="Arial Unicode MS"/>
+                <w:sz w:val="22"/>
+                <w:szCs w:val="22"/>
+              </w:rPr>
+              <w:t xml:space="preserve">Utiliser les outils vectoriels et les systèmes de coordonnées.</w:t>
+            </w:r>
+          </w:p>
+          <w:p>
+            <w:pPr>
+              <w:spacing w:before="0" w:after="0" w:line="252" w:lineRule="auto"/>
+              <w:jc w:val="both"/>
+            </w:pPr>
+            <w:r>
+              <w:rPr>
+                <w:rFonts w:ascii="Tahoma" w:hAnsi="Tahoma" w:cs="Tahoma" w:eastAsia="Arial Unicode MS"/>
+                <w:b/>
+                <w:bCs/>
+                <w:sz w:val="22"/>
+                <w:szCs w:val="22"/>
+              </w:rPr>
+              <w:t xml:space="preserve">Résultat attendu : </w:t>
             </w:r>
             <w:r>
               <w:rPr>
@@ -2713,7 +2825,7 @@
           <w:sz w:val="24"/>
           <w:szCs w:val="24"/>
         </w:rPr>
-        <w:t xml:space="preserve"> A2.1</w:t>
+        <w:t xml:space="preserve"> A12</w:t>
       </w:r>
     </w:p>
     <w:tbl>
@@ -3530,16 +3642,40 @@
           </w:tcPr>
           <w:p>
             <w:pPr>
-              <w:spacing w:before="0" w:after="0" w:line="252" w:lineRule="auto"/>
-              <w:jc w:val="both"/>
-            </w:pPr>
-            <w:r>
-              <w:rPr>
-                <w:rFonts w:ascii="Tahoma" w:hAnsi="Tahoma" w:cs="Tahoma" w:eastAsia="Arial Unicode MS"/>
-                <w:sz w:val="22"/>
-                <w:szCs w:val="22"/>
-              </w:rPr>
-              <w:t xml:space="preserve">OS2 — </w:t>
+              <w:spacing w:before="0" w:after="60" w:line="252" w:lineRule="auto"/>
+              <w:jc w:val="both"/>
+            </w:pPr>
+            <w:r>
+              <w:rPr>
+                <w:rFonts w:ascii="Tahoma" w:hAnsi="Tahoma" w:cs="Tahoma" w:eastAsia="Arial Unicode MS"/>
+                <w:sz w:val="22"/>
+                <w:szCs w:val="22"/>
+              </w:rPr>
+              <w:t xml:space="preserve">OS1 — </w:t>
+            </w:r>
+            <w:r>
+              <w:rPr>
+                <w:rFonts w:ascii="Tahoma" w:hAnsi="Tahoma" w:cs="Tahoma" w:eastAsia="Arial Unicode MS"/>
+                <w:sz w:val="22"/>
+                <w:szCs w:val="22"/>
+              </w:rPr>
+              <w:t xml:space="preserve">Utiliser les outils vectoriels et les systèmes de coordonnées.</w:t>
+            </w:r>
+          </w:p>
+          <w:p>
+            <w:pPr>
+              <w:spacing w:before="0" w:after="0" w:line="252" w:lineRule="auto"/>
+              <w:jc w:val="both"/>
+            </w:pPr>
+            <w:r>
+              <w:rPr>
+                <w:rFonts w:ascii="Tahoma" w:hAnsi="Tahoma" w:cs="Tahoma" w:eastAsia="Arial Unicode MS"/>
+                <w:b/>
+                <w:bCs/>
+                <w:sz w:val="22"/>
+                <w:szCs w:val="22"/>
+              </w:rPr>
+              <w:t xml:space="preserve">Résultat attendu : </w:t>
             </w:r>
             <w:r>
               <w:rPr>
@@ -3576,7 +3712,7 @@
           <w:sz w:val="24"/>
           <w:szCs w:val="24"/>
         </w:rPr>
-        <w:t xml:space="preserve"> A2.2</w:t>
+        <w:t xml:space="preserve"> A13</w:t>
       </w:r>
     </w:p>
     <w:tbl>
@@ -4577,16 +4713,40 @@
           </w:tcPr>
           <w:p>
             <w:pPr>
-              <w:spacing w:before="0" w:after="0" w:line="252" w:lineRule="auto"/>
-              <w:jc w:val="both"/>
-            </w:pPr>
-            <w:r>
-              <w:rPr>
-                <w:rFonts w:ascii="Tahoma" w:hAnsi="Tahoma" w:cs="Tahoma" w:eastAsia="Arial Unicode MS"/>
-                <w:sz w:val="22"/>
-                <w:szCs w:val="22"/>
-              </w:rPr>
-              <w:t xml:space="preserve">OS3 — </w:t>
+              <w:spacing w:before="0" w:after="60" w:line="252" w:lineRule="auto"/>
+              <w:jc w:val="both"/>
+            </w:pPr>
+            <w:r>
+              <w:rPr>
+                <w:rFonts w:ascii="Tahoma" w:hAnsi="Tahoma" w:cs="Tahoma" w:eastAsia="Arial Unicode MS"/>
+                <w:sz w:val="22"/>
+                <w:szCs w:val="22"/>
+              </w:rPr>
+              <w:t xml:space="preserve">OS1 — </w:t>
+            </w:r>
+            <w:r>
+              <w:rPr>
+                <w:rFonts w:ascii="Tahoma" w:hAnsi="Tahoma" w:cs="Tahoma" w:eastAsia="Arial Unicode MS"/>
+                <w:sz w:val="22"/>
+                <w:szCs w:val="22"/>
+              </w:rPr>
+              <w:t xml:space="preserve">Utiliser les outils vectoriels et les systèmes de coordonnées.</w:t>
+            </w:r>
+          </w:p>
+          <w:p>
+            <w:pPr>
+              <w:spacing w:before="0" w:after="0" w:line="252" w:lineRule="auto"/>
+              <w:jc w:val="both"/>
+            </w:pPr>
+            <w:r>
+              <w:rPr>
+                <w:rFonts w:ascii="Tahoma" w:hAnsi="Tahoma" w:cs="Tahoma" w:eastAsia="Arial Unicode MS"/>
+                <w:b/>
+                <w:bCs/>
+                <w:sz w:val="22"/>
+                <w:szCs w:val="22"/>
+              </w:rPr>
+              <w:t xml:space="preserve">Résultat attendu : </w:t>
             </w:r>
             <w:r>
               <w:rPr>
@@ -4623,7 +4783,7 @@
           <w:sz w:val="24"/>
           <w:szCs w:val="24"/>
         </w:rPr>
-        <w:t xml:space="preserve"> A3.1</w:t>
+        <w:t xml:space="preserve"> A14</w:t>
       </w:r>
     </w:p>
     <w:tbl>
@@ -5494,16 +5654,40 @@
           </w:tcPr>
           <w:p>
             <w:pPr>
-              <w:spacing w:before="0" w:after="0" w:line="252" w:lineRule="auto"/>
-              <w:jc w:val="both"/>
-            </w:pPr>
-            <w:r>
-              <w:rPr>
-                <w:rFonts w:ascii="Tahoma" w:hAnsi="Tahoma" w:cs="Tahoma" w:eastAsia="Arial Unicode MS"/>
-                <w:sz w:val="22"/>
-                <w:szCs w:val="22"/>
-              </w:rPr>
-              <w:t xml:space="preserve">OS4 — </w:t>
+              <w:spacing w:before="0" w:after="60" w:line="252" w:lineRule="auto"/>
+              <w:jc w:val="both"/>
+            </w:pPr>
+            <w:r>
+              <w:rPr>
+                <w:rFonts w:ascii="Tahoma" w:hAnsi="Tahoma" w:cs="Tahoma" w:eastAsia="Arial Unicode MS"/>
+                <w:sz w:val="22"/>
+                <w:szCs w:val="22"/>
+              </w:rPr>
+              <w:t xml:space="preserve">OS1 — </w:t>
+            </w:r>
+            <w:r>
+              <w:rPr>
+                <w:rFonts w:ascii="Tahoma" w:hAnsi="Tahoma" w:cs="Tahoma" w:eastAsia="Arial Unicode MS"/>
+                <w:sz w:val="22"/>
+                <w:szCs w:val="22"/>
+              </w:rPr>
+              <w:t xml:space="preserve">Utiliser les outils vectoriels et les systèmes de coordonnées.</w:t>
+            </w:r>
+          </w:p>
+          <w:p>
+            <w:pPr>
+              <w:spacing w:before="0" w:after="0" w:line="252" w:lineRule="auto"/>
+              <w:jc w:val="both"/>
+            </w:pPr>
+            <w:r>
+              <w:rPr>
+                <w:rFonts w:ascii="Tahoma" w:hAnsi="Tahoma" w:cs="Tahoma" w:eastAsia="Arial Unicode MS"/>
+                <w:b/>
+                <w:bCs/>
+                <w:sz w:val="22"/>
+                <w:szCs w:val="22"/>
+              </w:rPr>
+              <w:t xml:space="preserve">Résultat attendu : </w:t>
             </w:r>
             <w:r>
               <w:rPr>
@@ -5540,7 +5724,7 @@
           <w:sz w:val="24"/>
           <w:szCs w:val="24"/>
         </w:rPr>
-        <w:t xml:space="preserve"> A4.1</w:t>
+        <w:t xml:space="preserve"> A15</w:t>
       </w:r>
     </w:p>
     <w:tbl>
@@ -6134,16 +6318,40 @@
           </w:tcPr>
           <w:p>
             <w:pPr>
-              <w:spacing w:before="0" w:after="0" w:line="252" w:lineRule="auto"/>
-              <w:jc w:val="both"/>
-            </w:pPr>
-            <w:r>
-              <w:rPr>
-                <w:rFonts w:ascii="Tahoma" w:hAnsi="Tahoma" w:cs="Tahoma" w:eastAsia="Arial Unicode MS"/>
-                <w:sz w:val="22"/>
-                <w:szCs w:val="22"/>
-              </w:rPr>
-              <w:t xml:space="preserve">OS4 — </w:t>
+              <w:spacing w:before="0" w:after="60" w:line="252" w:lineRule="auto"/>
+              <w:jc w:val="both"/>
+            </w:pPr>
+            <w:r>
+              <w:rPr>
+                <w:rFonts w:ascii="Tahoma" w:hAnsi="Tahoma" w:cs="Tahoma" w:eastAsia="Arial Unicode MS"/>
+                <w:sz w:val="22"/>
+                <w:szCs w:val="22"/>
+              </w:rPr>
+              <w:t xml:space="preserve">OS1 — </w:t>
+            </w:r>
+            <w:r>
+              <w:rPr>
+                <w:rFonts w:ascii="Tahoma" w:hAnsi="Tahoma" w:cs="Tahoma" w:eastAsia="Arial Unicode MS"/>
+                <w:sz w:val="22"/>
+                <w:szCs w:val="22"/>
+              </w:rPr>
+              <w:t xml:space="preserve">Utiliser les outils vectoriels et les systèmes de coordonnées.</w:t>
+            </w:r>
+          </w:p>
+          <w:p>
+            <w:pPr>
+              <w:spacing w:before="0" w:after="0" w:line="252" w:lineRule="auto"/>
+              <w:jc w:val="both"/>
+            </w:pPr>
+            <w:r>
+              <w:rPr>
+                <w:rFonts w:ascii="Tahoma" w:hAnsi="Tahoma" w:cs="Tahoma" w:eastAsia="Arial Unicode MS"/>
+                <w:b/>
+                <w:bCs/>
+                <w:sz w:val="22"/>
+                <w:szCs w:val="22"/>
+              </w:rPr>
+              <w:t xml:space="preserve">Résultat attendu : </w:t>
             </w:r>
             <w:r>
               <w:rPr>
@@ -6180,7 +6388,7 @@
           <w:sz w:val="24"/>
           <w:szCs w:val="24"/>
         </w:rPr>
-        <w:t xml:space="preserve"> A4.2</w:t>
+        <w:t xml:space="preserve"> A16</w:t>
       </w:r>
     </w:p>
     <w:tbl>
@@ -6927,7 +7135,7 @@
           </w:tcPr>
           <w:p>
             <w:pPr>
-              <w:spacing w:before="0" w:after="0" w:line="252" w:lineRule="auto"/>
+              <w:spacing w:before="0" w:after="60" w:line="252" w:lineRule="auto"/>
               <w:jc w:val="both"/>
             </w:pPr>
             <w:r>
@@ -6945,6 +7153,30 @@
                 <w:szCs w:val="22"/>
               </w:rPr>
               <w:t xml:space="preserve">Mobiliser l’ensemble des compétences du chapitre (objectifs spécifiques 1 à 4) et évaluer sa propre maîtrise.</w:t>
+            </w:r>
+          </w:p>
+          <w:p>
+            <w:pPr>
+              <w:spacing w:before="0" w:after="0" w:line="252" w:lineRule="auto"/>
+              <w:jc w:val="both"/>
+            </w:pPr>
+            <w:r>
+              <w:rPr>
+                <w:rFonts w:ascii="Tahoma" w:hAnsi="Tahoma" w:cs="Tahoma" w:eastAsia="Arial Unicode MS"/>
+                <w:b/>
+                <w:bCs/>
+                <w:sz w:val="22"/>
+                <w:szCs w:val="22"/>
+              </w:rPr>
+              <w:t xml:space="preserve">OS visés : </w:t>
+            </w:r>
+            <w:r>
+              <w:rPr>
+                <w:rFonts w:ascii="Tahoma" w:hAnsi="Tahoma" w:cs="Tahoma" w:eastAsia="Arial Unicode MS"/>
+                <w:sz w:val="22"/>
+                <w:szCs w:val="22"/>
+              </w:rPr>
+              <w:t xml:space="preserve">OS1</w:t>
             </w:r>
           </w:p>
         </w:tc>
@@ -6973,7 +7205,7 @@
           <w:sz w:val="24"/>
           <w:szCs w:val="24"/>
         </w:rPr>
-        <w:t xml:space="preserve"> A4.3</w:t>
+        <w:t xml:space="preserve"> B1</w:t>
       </w:r>
     </w:p>
     <w:tbl>
@@ -7644,7 +7876,7 @@
                 <w:sz w:val="20"/>
                 <w:szCs w:val="20"/>
               </w:rPr>
-              <w:t xml:space="preserve">Compétence (objectif spécifique)</w:t>
+              <w:t xml:space="preserve">Compétence (OS du syllabus)</w:t>
             </w:r>
           </w:p>
         </w:tc>
@@ -7798,7 +8030,7 @@
                 <w:sz w:val="20"/>
                 <w:szCs w:val="20"/>
               </w:rPr>
-              <w:t xml:space="preserve">Activité A1.1 ; support § 1.1 à 1.4</w:t>
+              <w:t xml:space="preserve">Activité A11 ; support § 1.1 à 1.4</w:t>
             </w:r>
           </w:p>
         </w:tc>
@@ -7823,7 +8055,7 @@
                 <w:sz w:val="20"/>
                 <w:szCs w:val="20"/>
               </w:rPr>
-              <w:t xml:space="preserve">OS2 — Sommes et produits de vecteurs</w:t>
+              <w:t xml:space="preserve">OS1 — Sommes et produits de vecteurs</w:t>
             </w:r>
           </w:p>
         </w:tc>
@@ -7883,7 +8115,7 @@
                 <w:sz w:val="20"/>
                 <w:szCs w:val="20"/>
               </w:rPr>
-              <w:t xml:space="preserve">Activités A2.1 et A2.2 ; support § 1.3 et 1.5 à 1.7</w:t>
+              <w:t xml:space="preserve">Activités A12 et A13 ; support § 1.3 et 1.5 à 1.7</w:t>
             </w:r>
           </w:p>
         </w:tc>
@@ -7908,7 +8140,7 @@
                 <w:sz w:val="20"/>
                 <w:szCs w:val="20"/>
               </w:rPr>
-              <w:t xml:space="preserve">OS3 — Interprétation géométrique</w:t>
+              <w:t xml:space="preserve">OS1 — Interprétation géométrique</w:t>
             </w:r>
           </w:p>
         </w:tc>
@@ -7968,7 +8200,7 @@
                 <w:sz w:val="20"/>
                 <w:szCs w:val="20"/>
               </w:rPr>
-              <w:t xml:space="preserve">Activité A3.1 ; support § 1.5 à 1.7</w:t>
+              <w:t xml:space="preserve">Activité A14 ; support § 1.5 à 1.7</w:t>
             </w:r>
           </w:p>
         </w:tc>
@@ -7993,7 +8225,7 @@
                 <w:sz w:val="20"/>
                 <w:szCs w:val="20"/>
               </w:rPr>
-              <w:t xml:space="preserve">OS4 — Moment et dérivée d’un vecteur</w:t>
+              <w:t xml:space="preserve">OS1 — Moment et dérivée d’un vecteur</w:t>
             </w:r>
           </w:p>
         </w:tc>
@@ -8053,7 +8285,7 @@
                 <w:sz w:val="20"/>
                 <w:szCs w:val="20"/>
               </w:rPr>
-              <w:t xml:space="preserve">Activités A4.1 et A4.2 ; support § 1.8 et 1.9</w:t>
+              <w:t xml:space="preserve">Activités A15 et A16 ; support § 1.8 et 1.9</w:t>
             </w:r>
           </w:p>
         </w:tc>
